--- a/SQL_Preparation_Playbook/3_SQL_PLAYBOOK.docx
+++ b/SQL_Preparation_Playbook/3_SQL_PLAYBOOK.docx
@@ -12425,7 +12425,7 @@
           <w:i w:val="0"/>
           <w:color w:val="1F3A5F"/>
         </w:rPr>
-        <w:t>5.6 Materializations (view vs table vs incremental vs ephemeral)</w:t>
+        <w:t>5.6 Materializations (view vs table vs incremental vs ephemeral vs raw_sql)</w:t>
       </w:r>
     </w:p>
     <w:p>
@@ -12735,6 +12735,111 @@
           </w:p>
         </w:tc>
       </w:tr>
+      <w:tr>
+        <w:tc>
+          <w:tcPr>
+            <w:tcW w:type="dxa" w:w="2880"/>
+          </w:tcPr>
+          <w:p>
+            <w:r>
+              <w:rPr>
+                <w:rFonts w:ascii="Consolas" w:hAnsi="Consolas" w:cs="Consolas"/>
+                <w:b w:val="0"/>
+                <w:i w:val="0"/>
+                <w:color w:val="96281B"/>
+                <w:sz w:val="19"/>
+              </w:rPr>
+              <w:t>raw_sql</w:t>
+            </w:r>
+            <w:r>
+              <w:rPr>
+                <w:b w:val="0"/>
+                <w:i w:val="0"/>
+              </w:rPr>
+              <w:t xml:space="preserve"> (custom)</w:t>
+            </w:r>
+          </w:p>
+        </w:tc>
+        <w:tc>
+          <w:tcPr>
+            <w:tcW w:type="dxa" w:w="2880"/>
+          </w:tcPr>
+          <w:p>
+            <w:r>
+              <w:rPr>
+                <w:b w:val="0"/>
+                <w:i w:val="0"/>
+              </w:rPr>
+              <w:t xml:space="preserve">Runs the model's SQL verbatim — you write the </w:t>
+            </w:r>
+            <w:r>
+              <w:rPr>
+                <w:rFonts w:ascii="Consolas" w:hAnsi="Consolas" w:cs="Consolas"/>
+                <w:b w:val="0"/>
+                <w:i w:val="0"/>
+                <w:color w:val="96281B"/>
+                <w:sz w:val="19"/>
+              </w:rPr>
+              <w:t>CREATE</w:t>
+            </w:r>
+            <w:r>
+              <w:rPr>
+                <w:b w:val="0"/>
+                <w:i w:val="0"/>
+              </w:rPr>
+              <w:t>/</w:t>
+            </w:r>
+            <w:r>
+              <w:rPr>
+                <w:rFonts w:ascii="Consolas" w:hAnsi="Consolas" w:cs="Consolas"/>
+                <w:b w:val="0"/>
+                <w:i w:val="0"/>
+                <w:color w:val="96281B"/>
+                <w:sz w:val="19"/>
+              </w:rPr>
+              <w:t>MERGE</w:t>
+            </w:r>
+            <w:r>
+              <w:rPr>
+                <w:b w:val="0"/>
+                <w:i w:val="0"/>
+              </w:rPr>
+              <w:t>/</w:t>
+            </w:r>
+            <w:r>
+              <w:rPr>
+                <w:rFonts w:ascii="Consolas" w:hAnsi="Consolas" w:cs="Consolas"/>
+                <w:b w:val="0"/>
+                <w:i w:val="0"/>
+                <w:color w:val="96281B"/>
+                <w:sz w:val="19"/>
+              </w:rPr>
+              <w:t>INSERT</w:t>
+            </w:r>
+            <w:r>
+              <w:rPr>
+                <w:b w:val="0"/>
+                <w:i w:val="0"/>
+              </w:rPr>
+              <w:t xml:space="preserve"> yourself</w:t>
+            </w:r>
+          </w:p>
+        </w:tc>
+        <w:tc>
+          <w:tcPr>
+            <w:tcW w:type="dxa" w:w="2880"/>
+          </w:tcPr>
+          <w:p>
+            <w:r>
+              <w:rPr>
+                <w:b w:val="0"/>
+                <w:i w:val="0"/>
+              </w:rPr>
+              <w:t>When built-in materializations can't express the DML you need</w:t>
+            </w:r>
+          </w:p>
+        </w:tc>
+      </w:tr>
     </w:tbl>
     <w:p>
       <w:r>
@@ -12773,7 +12878,31 @@
           <w:rFonts w:ascii="Consolas" w:hAnsi="Consolas" w:cs="Consolas"/>
           <w:sz w:val="18"/>
         </w:rPr>
-        <w:t>{{ config(materialized='incremental', unique_key='_key_order') }}</w:t>
+        <w:t>{{ config(</w:t>
+        <w:br/>
+      </w:r>
+      <w:r>
+        <w:rPr>
+          <w:rFonts w:ascii="Consolas" w:hAnsi="Consolas" w:cs="Consolas"/>
+          <w:sz w:val="18"/>
+        </w:rPr>
+        <w:t xml:space="preserve">    materialized='incremental',</w:t>
+        <w:br/>
+      </w:r>
+      <w:r>
+        <w:rPr>
+          <w:rFonts w:ascii="Consolas" w:hAnsi="Consolas" w:cs="Consolas"/>
+          <w:sz w:val="18"/>
+        </w:rPr>
+        <w:t xml:space="preserve">    unique_key='_key_order'</w:t>
+        <w:br/>
+      </w:r>
+      <w:r>
+        <w:rPr>
+          <w:rFonts w:ascii="Consolas" w:hAnsi="Consolas" w:cs="Consolas"/>
+          <w:sz w:val="18"/>
+        </w:rPr>
+        <w:t>) }}</w:t>
       </w:r>
     </w:p>
     <w:p>
@@ -12857,6 +12986,152 @@
       </w:r>
     </w:p>
     <w:p>
+      <w:r>
+        <w:rPr>
+          <w:b/>
+          <w:i w:val="0"/>
+        </w:rPr>
+        <w:t xml:space="preserve">Custom materialization </w:t>
+      </w:r>
+      <w:r>
+        <w:rPr>
+          <w:rFonts w:ascii="Consolas" w:hAnsi="Consolas" w:cs="Consolas"/>
+          <w:b/>
+          <w:i w:val="0"/>
+          <w:color w:val="96281B"/>
+          <w:sz w:val="19"/>
+        </w:rPr>
+        <w:t>raw_sql</w:t>
+      </w:r>
+      <w:r>
+        <w:rPr>
+          <w:b w:val="0"/>
+          <w:i w:val="0"/>
+        </w:rPr>
+        <w:t xml:space="preserve"> (a Jinja macro — run the SQL verbatim, no auto DDL):</w:t>
+      </w:r>
+    </w:p>
+    <w:p>
+      <w:pPr>
+        <w:shd w:val="clear" w:fill="F5F5F5"/>
+        <w:spacing w:before="80" w:after="120"/>
+        <w:ind w:left="144"/>
+      </w:pPr>
+      <w:r>
+        <w:rPr>
+          <w:rFonts w:ascii="Consolas" w:hAnsi="Consolas" w:cs="Consolas"/>
+          <w:sz w:val="18"/>
+        </w:rPr>
+        <w:t>-- macros/materialization_raw_bq.sql</w:t>
+        <w:br/>
+      </w:r>
+      <w:r>
+        <w:rPr>
+          <w:rFonts w:ascii="Consolas" w:hAnsi="Consolas" w:cs="Consolas"/>
+          <w:sz w:val="18"/>
+        </w:rPr>
+        <w:t>{% materialization raw_sql, adapter='bigquery' %}</w:t>
+        <w:br/>
+      </w:r>
+      <w:r>
+        <w:rPr>
+          <w:rFonts w:ascii="Consolas" w:hAnsi="Consolas" w:cs="Consolas"/>
+          <w:sz w:val="18"/>
+        </w:rPr>
+        <w:t xml:space="preserve">    {%- set identifier = model['alias'] -%}</w:t>
+        <w:br/>
+      </w:r>
+      <w:r>
+        <w:rPr>
+          <w:rFonts w:ascii="Consolas" w:hAnsi="Consolas" w:cs="Consolas"/>
+          <w:sz w:val="18"/>
+        </w:rPr>
+        <w:t xml:space="preserve">    {%- set target_relation = api.Relation.create(database=database, schema=schema, identifier=identifier) -%}</w:t>
+        <w:br/>
+      </w:r>
+      <w:r>
+        <w:rPr>
+          <w:rFonts w:ascii="Consolas" w:hAnsi="Consolas" w:cs="Consolas"/>
+          <w:sz w:val="18"/>
+        </w:rPr>
+        <w:t xml:space="preserve">    {{ run_hooks(pre_hooks) }}</w:t>
+        <w:br/>
+      </w:r>
+      <w:r>
+        <w:rPr>
+          <w:rFonts w:ascii="Consolas" w:hAnsi="Consolas" w:cs="Consolas"/>
+          <w:sz w:val="18"/>
+        </w:rPr>
+        <w:t xml:space="preserve">    {% call statement('main') -%}</w:t>
+        <w:br/>
+      </w:r>
+      <w:r>
+        <w:rPr>
+          <w:rFonts w:ascii="Consolas" w:hAnsi="Consolas" w:cs="Consolas"/>
+          <w:sz w:val="18"/>
+        </w:rPr>
+        <w:t xml:space="preserve">        {{ sql }}</w:t>
+        <w:br/>
+      </w:r>
+      <w:r>
+        <w:rPr>
+          <w:rFonts w:ascii="Consolas" w:hAnsi="Consolas" w:cs="Consolas"/>
+          <w:sz w:val="18"/>
+        </w:rPr>
+        <w:t xml:space="preserve">    {% endcall -%}</w:t>
+        <w:br/>
+      </w:r>
+      <w:r>
+        <w:rPr>
+          <w:rFonts w:ascii="Consolas" w:hAnsi="Consolas" w:cs="Consolas"/>
+          <w:sz w:val="18"/>
+        </w:rPr>
+        <w:t xml:space="preserve">    {{ run_hooks(post_hooks) }}</w:t>
+        <w:br/>
+      </w:r>
+      <w:r>
+        <w:rPr>
+          <w:rFonts w:ascii="Consolas" w:hAnsi="Consolas" w:cs="Consolas"/>
+          <w:sz w:val="18"/>
+        </w:rPr>
+        <w:t xml:space="preserve">    {{ return({'relations': [target_relation]}) }}</w:t>
+        <w:br/>
+      </w:r>
+      <w:r>
+        <w:rPr>
+          <w:rFonts w:ascii="Consolas" w:hAnsi="Consolas" w:cs="Consolas"/>
+          <w:sz w:val="18"/>
+        </w:rPr>
+        <w:t>{% endmaterialization %}</w:t>
+      </w:r>
+    </w:p>
+    <w:p>
+      <w:r>
+        <w:rPr>
+          <w:b w:val="0"/>
+          <w:i w:val="0"/>
+        </w:rPr>
+        <w:t xml:space="preserve">Then use it like any materialization: </w:t>
+      </w:r>
+      <w:r>
+        <w:rPr>
+          <w:rFonts w:ascii="Consolas" w:hAnsi="Consolas" w:cs="Consolas"/>
+          <w:b w:val="0"/>
+          <w:i w:val="0"/>
+          <w:color w:val="96281B"/>
+          <w:sz w:val="19"/>
+        </w:rPr>
+        <w:t>{{ config(materialized='raw_sql') }}</w:t>
+      </w:r>
+      <w:r>
+        <w:rPr>
+          <w:b w:val="0"/>
+          <w:i w:val="0"/>
+        </w:rPr>
+        <w:t>.</w:t>
+      </w:r>
+    </w:p>
+    <w:p>
       <w:pPr>
         <w:pStyle w:val="Heading3"/>
         <w:spacing w:before="280" w:after="80"/>
@@ -12883,16 +13158,41 @@
           <w:b w:val="0"/>
           <w:i w:val="0"/>
         </w:rPr>
-        <w:t xml:space="preserve"> instead of rebuilding a huge table, only process rows that are new or changed.</w:t>
-      </w:r>
-    </w:p>
-    <w:p>
-      <w:r>
-        <w:rPr>
-          <w:b w:val="0"/>
-          <w:i w:val="0"/>
-        </w:rPr>
-        <w:t>Two strategies (on warehouse engines that support MERGE, e.g. BigQuery, Redshift):</w:t>
+        <w:t xml:space="preserve"> instead of rebuilding a huge table, only process the rows that are new or changed. dbt has 4 strategies; the two that matter for MERGE engines (BigQuery, Redshift) are </w:t>
+      </w:r>
+      <w:r>
+        <w:rPr>
+          <w:rFonts w:ascii="Consolas" w:hAnsi="Consolas" w:cs="Consolas"/>
+          <w:b w:val="0"/>
+          <w:i w:val="0"/>
+          <w:color w:val="96281B"/>
+          <w:sz w:val="19"/>
+        </w:rPr>
+        <w:t>delete+insert</w:t>
+      </w:r>
+      <w:r>
+        <w:rPr>
+          <w:b w:val="0"/>
+          <w:i w:val="0"/>
+        </w:rPr>
+        <w:t xml:space="preserve"> and </w:t>
+      </w:r>
+      <w:r>
+        <w:rPr>
+          <w:rFonts w:ascii="Consolas" w:hAnsi="Consolas" w:cs="Consolas"/>
+          <w:b w:val="0"/>
+          <w:i w:val="0"/>
+          <w:color w:val="96281B"/>
+          <w:sz w:val="19"/>
+        </w:rPr>
+        <w:t>insert_overwrite</w:t>
+      </w:r>
+      <w:r>
+        <w:rPr>
+          <w:b w:val="0"/>
+          <w:i w:val="0"/>
+        </w:rPr>
+        <w:t>.</w:t>
       </w:r>
     </w:p>
     <w:tbl>
@@ -12933,7 +13233,7 @@
                 <w:b/>
                 <w:i w:val="0"/>
               </w:rPr>
-              <w:t>What it does</w:t>
+              <w:t>How it works</w:t>
             </w:r>
           </w:p>
         </w:tc>
@@ -12967,7 +13267,7 @@
                 <w:color w:val="96281B"/>
                 <w:sz w:val="19"/>
               </w:rPr>
-              <w:t>delete+insert</w:t>
+              <w:t>append</w:t>
             </w:r>
           </w:p>
         </w:tc>
@@ -12981,7 +13281,7 @@
                 <w:b w:val="0"/>
                 <w:i w:val="0"/>
               </w:rPr>
-              <w:t>Delete existing rows with the same key, then insert the new version</w:t>
+              <w:t>Only INSERT new rows; never touches existing rows</w:t>
             </w:r>
           </w:p>
         </w:tc>
@@ -12995,7 +13295,7 @@
                 <w:b w:val="0"/>
                 <w:i w:val="0"/>
               </w:rPr>
-              <w:t>You need to update/overwrite existing rows (safe default)</w:t>
+              <w:t>Append-only logs (no updates)</w:t>
             </w:r>
           </w:p>
         </w:tc>
@@ -13014,7 +13314,7 @@
                 <w:color w:val="96281B"/>
                 <w:sz w:val="19"/>
               </w:rPr>
-              <w:t>insert_overwrite</w:t>
+              <w:t>delete+insert</w:t>
             </w:r>
           </w:p>
         </w:tc>
@@ -13028,7 +13328,24 @@
                 <w:b w:val="0"/>
                 <w:i w:val="0"/>
               </w:rPr>
-              <w:t>Replace only the partitions that overlap the new data</w:t>
+              <w:t xml:space="preserve">DELETE the rows being replaced (matched by </w:t>
+            </w:r>
+            <w:r>
+              <w:rPr>
+                <w:rFonts w:ascii="Consolas" w:hAnsi="Consolas" w:cs="Consolas"/>
+                <w:b w:val="0"/>
+                <w:i w:val="0"/>
+                <w:color w:val="96281B"/>
+                <w:sz w:val="19"/>
+              </w:rPr>
+              <w:t>unique_key</w:t>
+            </w:r>
+            <w:r>
+              <w:rPr>
+                <w:b w:val="0"/>
+                <w:i w:val="0"/>
+              </w:rPr>
+              <w:t>), then INSERT the new versions</w:t>
             </w:r>
           </w:p>
         </w:tc>
@@ -13042,7 +13359,101 @@
                 <w:b w:val="0"/>
                 <w:i w:val="0"/>
               </w:rPr>
-              <w:t>You append to time-based partitions (cheaper)</w:t>
+              <w:t>You need to update/overwrite existing rows (safe default)</w:t>
+            </w:r>
+          </w:p>
+        </w:tc>
+      </w:tr>
+      <w:tr>
+        <w:tc>
+          <w:tcPr>
+            <w:tcW w:type="dxa" w:w="2880"/>
+          </w:tcPr>
+          <w:p>
+            <w:r>
+              <w:rPr>
+                <w:rFonts w:ascii="Consolas" w:hAnsi="Consolas" w:cs="Consolas"/>
+                <w:b w:val="0"/>
+                <w:i w:val="0"/>
+                <w:color w:val="96281B"/>
+                <w:sz w:val="19"/>
+              </w:rPr>
+              <w:t>insert_overwrite</w:t>
+            </w:r>
+          </w:p>
+        </w:tc>
+        <w:tc>
+          <w:tcPr>
+            <w:tcW w:type="dxa" w:w="2880"/>
+          </w:tcPr>
+          <w:p>
+            <w:r>
+              <w:rPr>
+                <w:b w:val="0"/>
+                <w:i w:val="0"/>
+              </w:rPr>
+              <w:t>Replace whole partitions that overlap the new data</w:t>
+            </w:r>
+          </w:p>
+        </w:tc>
+        <w:tc>
+          <w:tcPr>
+            <w:tcW w:type="dxa" w:w="2880"/>
+          </w:tcPr>
+          <w:p>
+            <w:r>
+              <w:rPr>
+                <w:b w:val="0"/>
+                <w:i w:val="0"/>
+              </w:rPr>
+              <w:t>Time-partitioned tables (cheapest, needs a partition column)</w:t>
+            </w:r>
+          </w:p>
+        </w:tc>
+      </w:tr>
+      <w:tr>
+        <w:tc>
+          <w:tcPr>
+            <w:tcW w:type="dxa" w:w="2880"/>
+          </w:tcPr>
+          <w:p>
+            <w:r>
+              <w:rPr>
+                <w:rFonts w:ascii="Consolas" w:hAnsi="Consolas" w:cs="Consolas"/>
+                <w:b w:val="0"/>
+                <w:i w:val="0"/>
+                <w:color w:val="96281B"/>
+                <w:sz w:val="19"/>
+              </w:rPr>
+              <w:t>merge</w:t>
+            </w:r>
+          </w:p>
+        </w:tc>
+        <w:tc>
+          <w:tcPr>
+            <w:tcW w:type="dxa" w:w="2880"/>
+          </w:tcPr>
+          <w:p>
+            <w:r>
+              <w:rPr>
+                <w:b w:val="0"/>
+                <w:i w:val="0"/>
+              </w:rPr>
+              <w:t>One SQL MERGE (upsert)</w:t>
+            </w:r>
+          </w:p>
+        </w:tc>
+        <w:tc>
+          <w:tcPr>
+            <w:tcW w:type="dxa" w:w="2880"/>
+          </w:tcPr>
+          <w:p>
+            <w:r>
+              <w:rPr>
+                <w:b w:val="0"/>
+                <w:i w:val="0"/>
+              </w:rPr>
+              <w:t>Redshift default</w:t>
             </w:r>
           </w:p>
         </w:tc>
@@ -13054,7 +13465,7 @@
           <w:b/>
           <w:i w:val="0"/>
         </w:rPr>
-        <w:t xml:space="preserve">The </w:t>
+        <w:t xml:space="preserve">Example 1 — </w:t>
       </w:r>
       <w:r>
         <w:rPr>
@@ -13064,21 +13475,14 @@
           <w:color w:val="96281B"/>
           <w:sz w:val="19"/>
         </w:rPr>
-        <w:t>is_incremental()</w:t>
-      </w:r>
-      <w:r>
-        <w:rPr>
-          <w:b/>
-          <w:i w:val="0"/>
-        </w:rPr>
-        <w:t xml:space="preserve"> pattern</w:t>
-      </w:r>
-      <w:r>
-        <w:rPr>
-          <w:b w:val="0"/>
-          <w:i w:val="0"/>
-        </w:rPr>
-        <w:t xml:space="preserve"> — full build the first time, only new rows after:</w:t>
+        <w:t>delete+insert</w:t>
+      </w:r>
+      <w:r>
+        <w:rPr>
+          <w:b w:val="0"/>
+          <w:i w:val="0"/>
+        </w:rPr>
+        <w:t xml:space="preserve"> (updates existing rows, no duplicates):</w:t>
       </w:r>
     </w:p>
     <w:p>
@@ -13092,22 +13496,54 @@
           <w:rFonts w:ascii="Consolas" w:hAnsi="Consolas" w:cs="Consolas"/>
           <w:sz w:val="18"/>
         </w:rPr>
-        <w:t>{{ config(materialized='incremental', unique_key='_key_order') }}</w:t>
-        <w:br/>
-      </w:r>
-      <w:r>
-        <w:rPr>
-          <w:rFonts w:ascii="Consolas" w:hAnsi="Consolas" w:cs="Consolas"/>
-          <w:sz w:val="18"/>
-        </w:rPr>
-        <w:br/>
-      </w:r>
-      <w:r>
-        <w:rPr>
-          <w:rFonts w:ascii="Consolas" w:hAnsi="Consolas" w:cs="Consolas"/>
-          <w:sz w:val="18"/>
-        </w:rPr>
-        <w:t>SELECT ...</w:t>
+        <w:t>{{ config(</w:t>
+        <w:br/>
+      </w:r>
+      <w:r>
+        <w:rPr>
+          <w:rFonts w:ascii="Consolas" w:hAnsi="Consolas" w:cs="Consolas"/>
+          <w:sz w:val="18"/>
+        </w:rPr>
+        <w:t xml:space="preserve">    materialized='incremental',</w:t>
+        <w:br/>
+      </w:r>
+      <w:r>
+        <w:rPr>
+          <w:rFonts w:ascii="Consolas" w:hAnsi="Consolas" w:cs="Consolas"/>
+          <w:sz w:val="18"/>
+        </w:rPr>
+        <w:t xml:space="preserve">    unique_key='_key_order',</w:t>
+        <w:br/>
+      </w:r>
+      <w:r>
+        <w:rPr>
+          <w:rFonts w:ascii="Consolas" w:hAnsi="Consolas" w:cs="Consolas"/>
+          <w:sz w:val="18"/>
+        </w:rPr>
+        <w:t xml:space="preserve">    incremental_strategy='delete+insert'</w:t>
+        <w:br/>
+      </w:r>
+      <w:r>
+        <w:rPr>
+          <w:rFonts w:ascii="Consolas" w:hAnsi="Consolas" w:cs="Consolas"/>
+          <w:sz w:val="18"/>
+        </w:rPr>
+        <w:t>) }}</w:t>
+        <w:br/>
+      </w:r>
+      <w:r>
+        <w:rPr>
+          <w:rFonts w:ascii="Consolas" w:hAnsi="Consolas" w:cs="Consolas"/>
+          <w:sz w:val="18"/>
+        </w:rPr>
+        <w:br/>
+      </w:r>
+      <w:r>
+        <w:rPr>
+          <w:rFonts w:ascii="Consolas" w:hAnsi="Consolas" w:cs="Consolas"/>
+          <w:sz w:val="18"/>
+        </w:rPr>
+        <w:t>SELECT *</w:t>
         <w:br/>
       </w:r>
       <w:r>
@@ -13124,14 +13560,6 @@
           <w:sz w:val="18"/>
         </w:rPr>
         <w:t>{% if is_incremental() %}</w:t>
-        <w:br/>
-      </w:r>
-      <w:r>
-        <w:rPr>
-          <w:rFonts w:ascii="Consolas" w:hAnsi="Consolas" w:cs="Consolas"/>
-          <w:sz w:val="18"/>
-        </w:rPr>
-        <w:t xml:space="preserve">  -- lookback window: re-scan 3 days to catch late-arriving data</w:t>
         <w:br/>
       </w:r>
       <w:r>
@@ -13151,33 +13579,22 @@
       </w:r>
     </w:p>
     <w:p>
+      <w:pPr>
+        <w:pStyle w:val="ListBullet"/>
+      </w:pPr>
       <w:r>
         <w:rPr>
           <w:b/>
           <w:i w:val="0"/>
         </w:rPr>
-        <w:t>Gotcha:</w:t>
-      </w:r>
-      <w:r>
-        <w:rPr>
-          <w:b w:val="0"/>
-          <w:i w:val="0"/>
-        </w:rPr>
-        <w:t xml:space="preserve"> the incremental filter should use the </w:t>
-      </w:r>
-      <w:r>
-        <w:rPr>
-          <w:b/>
-          <w:i w:val="0"/>
-        </w:rPr>
-        <w:t>ingestion timestamp</w:t>
-      </w:r>
-      <w:r>
-        <w:rPr>
-          <w:b w:val="0"/>
-          <w:i w:val="0"/>
-        </w:rPr>
-        <w:t xml:space="preserve"> (</w:t>
+        <w:t>No duplicates</w:t>
+      </w:r>
+      <w:r>
+        <w:rPr>
+          <w:b w:val="0"/>
+          <w:i w:val="0"/>
+        </w:rPr>
+        <w:t xml:space="preserve"> — </w:t>
       </w:r>
       <w:r>
         <w:rPr>
@@ -13187,6 +13604,95 @@
           <w:color w:val="96281B"/>
           <w:sz w:val="19"/>
         </w:rPr>
+        <w:t>unique_key</w:t>
+      </w:r>
+      <w:r>
+        <w:rPr>
+          <w:b w:val="0"/>
+          <w:i w:val="0"/>
+        </w:rPr>
+        <w:t xml:space="preserve"> + </w:t>
+      </w:r>
+      <w:r>
+        <w:rPr>
+          <w:rFonts w:ascii="Consolas" w:hAnsi="Consolas" w:cs="Consolas"/>
+          <w:b w:val="0"/>
+          <w:i w:val="0"/>
+          <w:color w:val="96281B"/>
+          <w:sz w:val="19"/>
+        </w:rPr>
+        <w:t>delete+insert</w:t>
+      </w:r>
+      <w:r>
+        <w:rPr>
+          <w:b w:val="0"/>
+          <w:i w:val="0"/>
+        </w:rPr>
+        <w:t xml:space="preserve"> removes the old row before writing the new one.</w:t>
+      </w:r>
+    </w:p>
+    <w:p>
+      <w:pPr>
+        <w:pStyle w:val="ListBullet"/>
+      </w:pPr>
+      <w:r>
+        <w:rPr>
+          <w:b/>
+          <w:i w:val="0"/>
+        </w:rPr>
+        <w:t>Late-arriving data</w:t>
+      </w:r>
+      <w:r>
+        <w:rPr>
+          <w:b w:val="0"/>
+          <w:i w:val="0"/>
+        </w:rPr>
+        <w:t xml:space="preserve"> — the </w:t>
+      </w:r>
+      <w:r>
+        <w:rPr>
+          <w:rFonts w:ascii="Consolas" w:hAnsi="Consolas" w:cs="Consolas"/>
+          <w:b w:val="0"/>
+          <w:i w:val="0"/>
+          <w:color w:val="96281B"/>
+          <w:sz w:val="19"/>
+        </w:rPr>
+        <w:t>- INTERVAL '3 days'</w:t>
+      </w:r>
+      <w:r>
+        <w:rPr>
+          <w:b w:val="0"/>
+          <w:i w:val="0"/>
+        </w:rPr>
+        <w:t xml:space="preserve"> lookback re-scans recent days.</w:t>
+      </w:r>
+    </w:p>
+    <w:p>
+      <w:pPr>
+        <w:pStyle w:val="ListBullet"/>
+      </w:pPr>
+      <w:r>
+        <w:rPr>
+          <w:b/>
+          <w:i w:val="0"/>
+        </w:rPr>
+        <w:t>Right column</w:t>
+      </w:r>
+      <w:r>
+        <w:rPr>
+          <w:b w:val="0"/>
+          <w:i w:val="0"/>
+        </w:rPr>
+        <w:t xml:space="preserve"> — filter on </w:t>
+      </w:r>
+      <w:r>
+        <w:rPr>
+          <w:rFonts w:ascii="Consolas" w:hAnsi="Consolas" w:cs="Consolas"/>
+          <w:b w:val="0"/>
+          <w:i w:val="0"/>
+          <w:color w:val="96281B"/>
+          <w:sz w:val="19"/>
+        </w:rPr>
         <w:t>ingested_at</w:t>
       </w:r>
       <w:r>
@@ -13194,7 +13700,1285 @@
           <w:b w:val="0"/>
           <w:i w:val="0"/>
         </w:rPr>
-        <w:t>), not a business-time column, and always add a small lookback window so late rows aren't missed.</w:t>
+        <w:t xml:space="preserve"> (load time), not a business-time column.</w:t>
+      </w:r>
+    </w:p>
+    <w:p>
+      <w:r>
+        <w:rPr>
+          <w:b/>
+          <w:i w:val="0"/>
+        </w:rPr>
+        <w:t xml:space="preserve">Example 2 — </w:t>
+      </w:r>
+      <w:r>
+        <w:rPr>
+          <w:rFonts w:ascii="Consolas" w:hAnsi="Consolas" w:cs="Consolas"/>
+          <w:b/>
+          <w:i w:val="0"/>
+          <w:color w:val="96281B"/>
+          <w:sz w:val="19"/>
+        </w:rPr>
+        <w:t>insert_overwrite</w:t>
+      </w:r>
+      <w:r>
+        <w:rPr>
+          <w:b w:val="0"/>
+          <w:i w:val="0"/>
+        </w:rPr>
+        <w:t xml:space="preserve"> (replace whole partitions):</w:t>
+      </w:r>
+    </w:p>
+    <w:p>
+      <w:pPr>
+        <w:shd w:val="clear" w:fill="F5F5F5"/>
+        <w:spacing w:before="80" w:after="120"/>
+        <w:ind w:left="144"/>
+      </w:pPr>
+      <w:r>
+        <w:rPr>
+          <w:rFonts w:ascii="Consolas" w:hAnsi="Consolas" w:cs="Consolas"/>
+          <w:sz w:val="18"/>
+        </w:rPr>
+        <w:t>{{ config(</w:t>
+        <w:br/>
+      </w:r>
+      <w:r>
+        <w:rPr>
+          <w:rFonts w:ascii="Consolas" w:hAnsi="Consolas" w:cs="Consolas"/>
+          <w:sz w:val="18"/>
+        </w:rPr>
+        <w:t xml:space="preserve">    materialized='incremental',</w:t>
+        <w:br/>
+      </w:r>
+      <w:r>
+        <w:rPr>
+          <w:rFonts w:ascii="Consolas" w:hAnsi="Consolas" w:cs="Consolas"/>
+          <w:sz w:val="18"/>
+        </w:rPr>
+        <w:t xml:space="preserve">    incremental_strategy='insert_overwrite',</w:t>
+        <w:br/>
+      </w:r>
+      <w:r>
+        <w:rPr>
+          <w:rFonts w:ascii="Consolas" w:hAnsi="Consolas" w:cs="Consolas"/>
+          <w:sz w:val="18"/>
+        </w:rPr>
+        <w:t xml:space="preserve">    partition_by={'field': 'order_date', 'data_type': 'date'}</w:t>
+        <w:br/>
+      </w:r>
+      <w:r>
+        <w:rPr>
+          <w:rFonts w:ascii="Consolas" w:hAnsi="Consolas" w:cs="Consolas"/>
+          <w:sz w:val="18"/>
+        </w:rPr>
+        <w:t>) }}</w:t>
+        <w:br/>
+      </w:r>
+      <w:r>
+        <w:rPr>
+          <w:rFonts w:ascii="Consolas" w:hAnsi="Consolas" w:cs="Consolas"/>
+          <w:sz w:val="18"/>
+        </w:rPr>
+        <w:br/>
+      </w:r>
+      <w:r>
+        <w:rPr>
+          <w:rFonts w:ascii="Consolas" w:hAnsi="Consolas" w:cs="Consolas"/>
+          <w:sz w:val="18"/>
+        </w:rPr>
+        <w:t>SELECT *</w:t>
+        <w:br/>
+      </w:r>
+      <w:r>
+        <w:rPr>
+          <w:rFonts w:ascii="Consolas" w:hAnsi="Consolas" w:cs="Consolas"/>
+          <w:sz w:val="18"/>
+        </w:rPr>
+        <w:t>FROM {{ ref('stg_orders') }}</w:t>
+        <w:br/>
+      </w:r>
+      <w:r>
+        <w:rPr>
+          <w:rFonts w:ascii="Consolas" w:hAnsi="Consolas" w:cs="Consolas"/>
+          <w:sz w:val="18"/>
+        </w:rPr>
+        <w:t>{% if is_incremental() %}</w:t>
+        <w:br/>
+      </w:r>
+      <w:r>
+        <w:rPr>
+          <w:rFonts w:ascii="Consolas" w:hAnsi="Consolas" w:cs="Consolas"/>
+          <w:sz w:val="18"/>
+        </w:rPr>
+        <w:t xml:space="preserve">  WHERE order_date &gt;= (SELECT MAX(order_date) - INTERVAL '3 days' FROM {{ this }})</w:t>
+        <w:br/>
+      </w:r>
+      <w:r>
+        <w:rPr>
+          <w:rFonts w:ascii="Consolas" w:hAnsi="Consolas" w:cs="Consolas"/>
+          <w:sz w:val="18"/>
+        </w:rPr>
+        <w:t>{% endif %}</w:t>
+      </w:r>
+    </w:p>
+    <w:p>
+      <w:pPr>
+        <w:pStyle w:val="ListBullet"/>
+      </w:pPr>
+      <w:r>
+        <w:rPr>
+          <w:b/>
+          <w:i w:val="0"/>
+        </w:rPr>
+        <w:t>Needs a partition column</w:t>
+      </w:r>
+      <w:r>
+        <w:rPr>
+          <w:b w:val="0"/>
+          <w:i w:val="0"/>
+        </w:rPr>
+        <w:t xml:space="preserve"> — </w:t>
+      </w:r>
+      <w:r>
+        <w:rPr>
+          <w:rFonts w:ascii="Consolas" w:hAnsi="Consolas" w:cs="Consolas"/>
+          <w:b w:val="0"/>
+          <w:i w:val="0"/>
+          <w:color w:val="96281B"/>
+          <w:sz w:val="19"/>
+        </w:rPr>
+        <w:t>insert_overwrite</w:t>
+      </w:r>
+      <w:r>
+        <w:rPr>
+          <w:b w:val="0"/>
+          <w:i w:val="0"/>
+        </w:rPr>
+        <w:t xml:space="preserve"> requires </w:t>
+      </w:r>
+      <w:r>
+        <w:rPr>
+          <w:rFonts w:ascii="Consolas" w:hAnsi="Consolas" w:cs="Consolas"/>
+          <w:b w:val="0"/>
+          <w:i w:val="0"/>
+          <w:color w:val="96281B"/>
+          <w:sz w:val="19"/>
+        </w:rPr>
+        <w:t>partition_by</w:t>
+      </w:r>
+      <w:r>
+        <w:rPr>
+          <w:b w:val="0"/>
+          <w:i w:val="0"/>
+        </w:rPr>
+        <w:t>, or it fails.</w:t>
+      </w:r>
+    </w:p>
+    <w:p>
+      <w:pPr>
+        <w:pStyle w:val="ListBullet"/>
+      </w:pPr>
+      <w:r>
+        <w:rPr>
+          <w:b/>
+          <w:i w:val="0"/>
+        </w:rPr>
+        <w:t>Late-arriving data</w:t>
+      </w:r>
+      <w:r>
+        <w:rPr>
+          <w:b w:val="0"/>
+          <w:i w:val="0"/>
+        </w:rPr>
+        <w:t xml:space="preserve"> — the lookback re-covers recent partitions.</w:t>
+      </w:r>
+    </w:p>
+    <w:p>
+      <w:r>
+        <w:rPr>
+          <w:b/>
+          <w:i w:val="0"/>
+        </w:rPr>
+        <w:t xml:space="preserve">Example 3 — advanced </w:t>
+      </w:r>
+      <w:r>
+        <w:rPr>
+          <w:rFonts w:ascii="Consolas" w:hAnsi="Consolas" w:cs="Consolas"/>
+          <w:b/>
+          <w:i w:val="0"/>
+          <w:color w:val="96281B"/>
+          <w:sz w:val="19"/>
+        </w:rPr>
+        <w:t>insert_overwrite</w:t>
+      </w:r>
+      <w:r>
+        <w:rPr>
+          <w:b/>
+          <w:i w:val="0"/>
+        </w:rPr>
+        <w:t xml:space="preserve"> (real production model):</w:t>
+      </w:r>
+    </w:p>
+    <w:p>
+      <w:pPr>
+        <w:shd w:val="clear" w:fill="F5F5F5"/>
+        <w:spacing w:before="80" w:after="120"/>
+        <w:ind w:left="144"/>
+      </w:pPr>
+      <w:r>
+        <w:rPr>
+          <w:rFonts w:ascii="Consolas" w:hAnsi="Consolas" w:cs="Consolas"/>
+          <w:sz w:val="18"/>
+        </w:rPr>
+        <w:t>{% set window_start = var('window_start_date', '') | string | trim %}</w:t>
+        <w:br/>
+      </w:r>
+      <w:r>
+        <w:rPr>
+          <w:rFonts w:ascii="Consolas" w:hAnsi="Consolas" w:cs="Consolas"/>
+          <w:sz w:val="18"/>
+        </w:rPr>
+        <w:t>{% set start_date = modules.datetime.datetime.strptime(window_start, '%Y-%m-%d') if window_start and window_start | lower != 'none' else modules.datetime.datetime.today() %}</w:t>
+        <w:br/>
+      </w:r>
+      <w:r>
+        <w:rPr>
+          <w:rFonts w:ascii="Consolas" w:hAnsi="Consolas" w:cs="Consolas"/>
+          <w:sz w:val="18"/>
+        </w:rPr>
+        <w:t>{% set start_date_with_healing_window = (start_date - modules.datetime.timedelta(days=var('auto_healing_window_days'))).strftime('%Y-%m-%d') %}</w:t>
+        <w:br/>
+      </w:r>
+      <w:r>
+        <w:rPr>
+          <w:rFonts w:ascii="Consolas" w:hAnsi="Consolas" w:cs="Consolas"/>
+          <w:sz w:val="18"/>
+        </w:rPr>
+        <w:br/>
+      </w:r>
+      <w:r>
+        <w:rPr>
+          <w:rFonts w:ascii="Consolas" w:hAnsi="Consolas" w:cs="Consolas"/>
+          <w:sz w:val="18"/>
+        </w:rPr>
+        <w:t>{{ config(</w:t>
+        <w:br/>
+      </w:r>
+      <w:r>
+        <w:rPr>
+          <w:rFonts w:ascii="Consolas" w:hAnsi="Consolas" w:cs="Consolas"/>
+          <w:sz w:val="18"/>
+        </w:rPr>
+        <w:t xml:space="preserve">    materialized = 'incremental',</w:t>
+        <w:br/>
+      </w:r>
+      <w:r>
+        <w:rPr>
+          <w:rFonts w:ascii="Consolas" w:hAnsi="Consolas" w:cs="Consolas"/>
+          <w:sz w:val="18"/>
+        </w:rPr>
+        <w:t xml:space="preserve">    incremental_strategy = 'insert_overwrite',</w:t>
+        <w:br/>
+      </w:r>
+      <w:r>
+        <w:rPr>
+          <w:rFonts w:ascii="Consolas" w:hAnsi="Consolas" w:cs="Consolas"/>
+          <w:sz w:val="18"/>
+        </w:rPr>
+        <w:t xml:space="preserve">    partition_by = {'field': '_processing_day', 'granularity': 'day', 'copy_partitions': true},</w:t>
+        <w:br/>
+      </w:r>
+      <w:r>
+        <w:rPr>
+          <w:rFonts w:ascii="Consolas" w:hAnsi="Consolas" w:cs="Consolas"/>
+          <w:sz w:val="18"/>
+        </w:rPr>
+        <w:t xml:space="preserve">    unique_key = 'order_id',</w:t>
+        <w:br/>
+      </w:r>
+      <w:r>
+        <w:rPr>
+          <w:rFonts w:ascii="Consolas" w:hAnsi="Consolas" w:cs="Consolas"/>
+          <w:sz w:val="18"/>
+        </w:rPr>
+        <w:t xml:space="preserve">    cluster_by = ['order_id']</w:t>
+        <w:br/>
+      </w:r>
+      <w:r>
+        <w:rPr>
+          <w:rFonts w:ascii="Consolas" w:hAnsi="Consolas" w:cs="Consolas"/>
+          <w:sz w:val="18"/>
+        </w:rPr>
+        <w:t>) }}</w:t>
+        <w:br/>
+      </w:r>
+      <w:r>
+        <w:rPr>
+          <w:rFonts w:ascii="Consolas" w:hAnsi="Consolas" w:cs="Consolas"/>
+          <w:sz w:val="18"/>
+        </w:rPr>
+        <w:br/>
+      </w:r>
+      <w:r>
+        <w:rPr>
+          <w:rFonts w:ascii="Consolas" w:hAnsi="Consolas" w:cs="Consolas"/>
+          <w:sz w:val="18"/>
+        </w:rPr>
+        <w:t>WITH combined_orders AS (</w:t>
+        <w:br/>
+      </w:r>
+      <w:r>
+        <w:rPr>
+          <w:rFonts w:ascii="Consolas" w:hAnsi="Consolas" w:cs="Consolas"/>
+          <w:sz w:val="18"/>
+        </w:rPr>
+        <w:t xml:space="preserve">  SELECT</w:t>
+        <w:br/>
+      </w:r>
+      <w:r>
+        <w:rPr>
+          <w:rFonts w:ascii="Consolas" w:hAnsi="Consolas" w:cs="Consolas"/>
+          <w:sz w:val="18"/>
+        </w:rPr>
+        <w:t xml:space="preserve">    id                              AS order_id,</w:t>
+        <w:br/>
+      </w:r>
+      <w:r>
+        <w:rPr>
+          <w:rFonts w:ascii="Consolas" w:hAnsi="Consolas" w:cs="Consolas"/>
+          <w:sz w:val="18"/>
+        </w:rPr>
+        <w:t xml:space="preserve">    status                          AS order_status,</w:t>
+        <w:br/>
+      </w:r>
+      <w:r>
+        <w:rPr>
+          <w:rFonts w:ascii="Consolas" w:hAnsi="Consolas" w:cs="Consolas"/>
+          <w:sz w:val="18"/>
+        </w:rPr>
+        <w:t xml:space="preserve">    customer_id,</w:t>
+        <w:br/>
+      </w:r>
+      <w:r>
+        <w:rPr>
+          <w:rFonts w:ascii="Consolas" w:hAnsi="Consolas" w:cs="Consolas"/>
+          <w:sz w:val="18"/>
+        </w:rPr>
+        <w:t xml:space="preserve">    DATE(_partitiontime)            AS _processing_day,</w:t>
+        <w:br/>
+      </w:r>
+      <w:r>
+        <w:rPr>
+          <w:rFonts w:ascii="Consolas" w:hAnsi="Consolas" w:cs="Consolas"/>
+          <w:sz w:val="18"/>
+        </w:rPr>
+        <w:t xml:space="preserve">    CURRENT_DATETIME()              AS _updated_at</w:t>
+        <w:br/>
+      </w:r>
+      <w:r>
+        <w:rPr>
+          <w:rFonts w:ascii="Consolas" w:hAnsi="Consolas" w:cs="Consolas"/>
+          <w:sz w:val="18"/>
+        </w:rPr>
+        <w:t xml:space="preserve">  FROM {{ source('order_production_je_ca_append_mode_jslice_orders', 'orders') }}</w:t>
+        <w:br/>
+      </w:r>
+      <w:r>
+        <w:rPr>
+          <w:rFonts w:ascii="Consolas" w:hAnsi="Consolas" w:cs="Consolas"/>
+          <w:sz w:val="18"/>
+        </w:rPr>
+        <w:t xml:space="preserve">  WHERE status &lt;&gt; 'AWAITING_PAYMENT'</w:t>
+        <w:br/>
+      </w:r>
+      <w:r>
+        <w:rPr>
+          <w:rFonts w:ascii="Consolas" w:hAnsi="Consolas" w:cs="Consolas"/>
+          <w:sz w:val="18"/>
+        </w:rPr>
+        <w:t xml:space="preserve">    AND datastream_metadata.change_type &lt;&gt; 'DELETE'</w:t>
+        <w:br/>
+      </w:r>
+      <w:r>
+        <w:rPr>
+          <w:rFonts w:ascii="Consolas" w:hAnsi="Consolas" w:cs="Consolas"/>
+          <w:sz w:val="18"/>
+        </w:rPr>
+        <w:t xml:space="preserve">    AND DATE(_partitiontime) &gt;= DATE('{{ start_date_with_healing_window }}')</w:t>
+        <w:br/>
+      </w:r>
+      <w:r>
+        <w:rPr>
+          <w:rFonts w:ascii="Consolas" w:hAnsi="Consolas" w:cs="Consolas"/>
+          <w:sz w:val="18"/>
+        </w:rPr>
+        <w:t xml:space="preserve">    AND DATE(_partitiontime) &lt;= DATE('{{ var("window_end_date") }}')</w:t>
+        <w:br/>
+      </w:r>
+      <w:r>
+        <w:rPr>
+          <w:rFonts w:ascii="Consolas" w:hAnsi="Consolas" w:cs="Consolas"/>
+          <w:sz w:val="18"/>
+        </w:rPr>
+        <w:br/>
+      </w:r>
+      <w:r>
+        <w:rPr>
+          <w:rFonts w:ascii="Consolas" w:hAnsi="Consolas" w:cs="Consolas"/>
+          <w:sz w:val="18"/>
+        </w:rPr>
+        <w:t xml:space="preserve">  UNION ALL</w:t>
+        <w:br/>
+      </w:r>
+      <w:r>
+        <w:rPr>
+          <w:rFonts w:ascii="Consolas" w:hAnsi="Consolas" w:cs="Consolas"/>
+          <w:sz w:val="18"/>
+        </w:rPr>
+        <w:br/>
+      </w:r>
+      <w:r>
+        <w:rPr>
+          <w:rFonts w:ascii="Consolas" w:hAnsi="Consolas" w:cs="Consolas"/>
+          <w:sz w:val="18"/>
+        </w:rPr>
+        <w:t xml:space="preserve">  SELECT ... FROM {{ source('...', 'archive_orders') }}</w:t>
+        <w:br/>
+      </w:r>
+      <w:r>
+        <w:rPr>
+          <w:rFonts w:ascii="Consolas" w:hAnsi="Consolas" w:cs="Consolas"/>
+          <w:sz w:val="18"/>
+        </w:rPr>
+        <w:t xml:space="preserve">  WHERE DATE(_partitiontime) BETWEEN ... AND ...</w:t>
+        <w:br/>
+      </w:r>
+      <w:r>
+        <w:rPr>
+          <w:rFonts w:ascii="Consolas" w:hAnsi="Consolas" w:cs="Consolas"/>
+          <w:sz w:val="18"/>
+        </w:rPr>
+        <w:t>)</w:t>
+        <w:br/>
+      </w:r>
+      <w:r>
+        <w:rPr>
+          <w:rFonts w:ascii="Consolas" w:hAnsi="Consolas" w:cs="Consolas"/>
+          <w:sz w:val="18"/>
+        </w:rPr>
+        <w:t>SELECT ...</w:t>
+        <w:br/>
+      </w:r>
+      <w:r>
+        <w:rPr>
+          <w:rFonts w:ascii="Consolas" w:hAnsi="Consolas" w:cs="Consolas"/>
+          <w:sz w:val="18"/>
+        </w:rPr>
+        <w:t>FROM combined_orders</w:t>
+        <w:br/>
+      </w:r>
+      <w:r>
+        <w:rPr>
+          <w:rFonts w:ascii="Consolas" w:hAnsi="Consolas" w:cs="Consolas"/>
+          <w:sz w:val="18"/>
+        </w:rPr>
+        <w:t>WHERE combined_orders.just_eat = 0</w:t>
+        <w:br/>
+      </w:r>
+      <w:r>
+        <w:rPr>
+          <w:rFonts w:ascii="Consolas" w:hAnsi="Consolas" w:cs="Consolas"/>
+          <w:sz w:val="18"/>
+        </w:rPr>
+        <w:t>QUALIFY ROW_NUMBER() OVER (</w:t>
+        <w:br/>
+      </w:r>
+      <w:r>
+        <w:rPr>
+          <w:rFonts w:ascii="Consolas" w:hAnsi="Consolas" w:cs="Consolas"/>
+          <w:sz w:val="18"/>
+        </w:rPr>
+        <w:t xml:space="preserve">  PARTITION BY combined_orders.order_id</w:t>
+        <w:br/>
+      </w:r>
+      <w:r>
+        <w:rPr>
+          <w:rFonts w:ascii="Consolas" w:hAnsi="Consolas" w:cs="Consolas"/>
+          <w:sz w:val="18"/>
+        </w:rPr>
+        <w:t xml:space="preserve">  ORDER BY IF(combined_orders.dwh_modified_timestamp IS NULL, 0, 1) DESC,</w:t>
+        <w:br/>
+      </w:r>
+      <w:r>
+        <w:rPr>
+          <w:rFonts w:ascii="Consolas" w:hAnsi="Consolas" w:cs="Consolas"/>
+          <w:sz w:val="18"/>
+        </w:rPr>
+        <w:t xml:space="preserve">           combined_orders.dwh_modified_timestamp DESC,</w:t>
+        <w:br/>
+      </w:r>
+      <w:r>
+        <w:rPr>
+          <w:rFonts w:ascii="Consolas" w:hAnsi="Consolas" w:cs="Consolas"/>
+          <w:sz w:val="18"/>
+        </w:rPr>
+        <w:t xml:space="preserve">           combined_orders.order_status ASC,</w:t>
+        <w:br/>
+      </w:r>
+      <w:r>
+        <w:rPr>
+          <w:rFonts w:ascii="Consolas" w:hAnsi="Consolas" w:cs="Consolas"/>
+          <w:sz w:val="18"/>
+        </w:rPr>
+        <w:t xml:space="preserve">           IF(combined_orders.accepted_at IS NULL, 0, 1) DESC</w:t>
+        <w:br/>
+      </w:r>
+      <w:r>
+        <w:rPr>
+          <w:rFonts w:ascii="Consolas" w:hAnsi="Consolas" w:cs="Consolas"/>
+          <w:sz w:val="18"/>
+        </w:rPr>
+        <w:t>) = 1</w:t>
+      </w:r>
+    </w:p>
+    <w:p>
+      <w:pPr>
+        <w:pStyle w:val="ListBullet"/>
+      </w:pPr>
+      <w:r>
+        <w:rPr>
+          <w:b/>
+          <w:i w:val="0"/>
+        </w:rPr>
+        <w:t>Healing window</w:t>
+      </w:r>
+      <w:r>
+        <w:rPr>
+          <w:b w:val="0"/>
+          <w:i w:val="0"/>
+        </w:rPr>
+        <w:t xml:space="preserve"> — </w:t>
+      </w:r>
+      <w:r>
+        <w:rPr>
+          <w:rFonts w:ascii="Consolas" w:hAnsi="Consolas" w:cs="Consolas"/>
+          <w:b w:val="0"/>
+          <w:i w:val="0"/>
+          <w:color w:val="96281B"/>
+          <w:sz w:val="19"/>
+        </w:rPr>
+        <w:t>auto_healing_window_days</w:t>
+      </w:r>
+      <w:r>
+        <w:rPr>
+          <w:b w:val="0"/>
+          <w:i w:val="0"/>
+        </w:rPr>
+        <w:t xml:space="preserve"> re-scans N days back for late rows.</w:t>
+      </w:r>
+    </w:p>
+    <w:p>
+      <w:pPr>
+        <w:pStyle w:val="ListBullet"/>
+      </w:pPr>
+      <w:r>
+        <w:rPr>
+          <w:b/>
+          <w:i w:val="0"/>
+        </w:rPr>
+        <w:t>Partition by ingestion time</w:t>
+      </w:r>
+      <w:r>
+        <w:rPr>
+          <w:b w:val="0"/>
+          <w:i w:val="0"/>
+        </w:rPr>
+        <w:t xml:space="preserve"> — </w:t>
+      </w:r>
+      <w:r>
+        <w:rPr>
+          <w:rFonts w:ascii="Consolas" w:hAnsi="Consolas" w:cs="Consolas"/>
+          <w:b w:val="0"/>
+          <w:i w:val="0"/>
+          <w:color w:val="96281B"/>
+          <w:sz w:val="19"/>
+        </w:rPr>
+        <w:t>DATE(_partitiontime)</w:t>
+      </w:r>
+      <w:r>
+        <w:rPr>
+          <w:b w:val="0"/>
+          <w:i w:val="0"/>
+        </w:rPr>
+        <w:t xml:space="preserve"> reads partitions directly (no </w:t>
+      </w:r>
+      <w:r>
+        <w:rPr>
+          <w:rFonts w:ascii="Consolas" w:hAnsi="Consolas" w:cs="Consolas"/>
+          <w:b w:val="0"/>
+          <w:i w:val="0"/>
+          <w:color w:val="96281B"/>
+          <w:sz w:val="19"/>
+        </w:rPr>
+        <w:t>MAX()</w:t>
+      </w:r>
+      <w:r>
+        <w:rPr>
+          <w:b w:val="0"/>
+          <w:i w:val="0"/>
+        </w:rPr>
+        <w:t xml:space="preserve"> scan).</w:t>
+      </w:r>
+    </w:p>
+    <w:p>
+      <w:pPr>
+        <w:pStyle w:val="ListBullet"/>
+      </w:pPr>
+      <w:r>
+        <w:rPr>
+          <w:b/>
+          <w:i w:val="0"/>
+        </w:rPr>
+        <w:t>Dedup</w:t>
+      </w:r>
+      <w:r>
+        <w:rPr>
+          <w:b w:val="0"/>
+          <w:i w:val="0"/>
+        </w:rPr>
+        <w:t xml:space="preserve"> — </w:t>
+      </w:r>
+      <w:r>
+        <w:rPr>
+          <w:rFonts w:ascii="Consolas" w:hAnsi="Consolas" w:cs="Consolas"/>
+          <w:b w:val="0"/>
+          <w:i w:val="0"/>
+          <w:color w:val="96281B"/>
+          <w:sz w:val="19"/>
+        </w:rPr>
+        <w:t>QUALIFY ROW_NUMBER()</w:t>
+      </w:r>
+      <w:r>
+        <w:rPr>
+          <w:b w:val="0"/>
+          <w:i w:val="0"/>
+        </w:rPr>
+        <w:t xml:space="preserve"> keeps the latest row per </w:t>
+      </w:r>
+      <w:r>
+        <w:rPr>
+          <w:rFonts w:ascii="Consolas" w:hAnsi="Consolas" w:cs="Consolas"/>
+          <w:b w:val="0"/>
+          <w:i w:val="0"/>
+          <w:color w:val="96281B"/>
+          <w:sz w:val="19"/>
+        </w:rPr>
+        <w:t>order_id</w:t>
+      </w:r>
+      <w:r>
+        <w:rPr>
+          <w:b w:val="0"/>
+          <w:i w:val="0"/>
+        </w:rPr>
+        <w:t>.</w:t>
+      </w:r>
+    </w:p>
+    <w:p>
+      <w:pPr>
+        <w:pStyle w:val="ListBullet"/>
+      </w:pPr>
+      <w:r>
+        <w:rPr>
+          <w:b/>
+          <w:i w:val="0"/>
+        </w:rPr>
+        <w:t>CDC</w:t>
+      </w:r>
+      <w:r>
+        <w:rPr>
+          <w:b w:val="0"/>
+          <w:i w:val="0"/>
+        </w:rPr>
+        <w:t xml:space="preserve"> — </w:t>
+      </w:r>
+      <w:r>
+        <w:rPr>
+          <w:rFonts w:ascii="Consolas" w:hAnsi="Consolas" w:cs="Consolas"/>
+          <w:b w:val="0"/>
+          <w:i w:val="0"/>
+          <w:color w:val="96281B"/>
+          <w:sz w:val="19"/>
+        </w:rPr>
+        <w:t>datastream_metadata.change_type &lt;&gt; 'DELETE'</w:t>
+      </w:r>
+      <w:r>
+        <w:rPr>
+          <w:b w:val="0"/>
+          <w:i w:val="0"/>
+        </w:rPr>
+        <w:t xml:space="preserve"> drops deletes.</w:t>
+      </w:r>
+    </w:p>
+    <w:p>
+      <w:r>
+        <w:rPr>
+          <w:b/>
+          <w:i w:val="0"/>
+        </w:rPr>
+        <w:t>Diagram (the 4 strategies):</w:t>
+      </w:r>
+    </w:p>
+    <w:p>
+      <w:pPr>
+        <w:jc w:val="center"/>
+      </w:pPr>
+      <w:r>
+        <w:drawing>
+          <wp:inline xmlns:a="http://schemas.openxmlformats.org/drawingml/2006/main" xmlns:pic="http://schemas.openxmlformats.org/drawingml/2006/picture">
+            <wp:extent cx="5760720" cy="12801600"/>
+            <wp:docPr id="4" name="Picture 4"/>
+            <wp:cNvGraphicFramePr>
+              <a:graphicFrameLocks noChangeAspect="1"/>
+            </wp:cNvGraphicFramePr>
+            <a:graphic>
+              <a:graphicData uri="http://schemas.openxmlformats.org/drawingml/2006/picture">
+                <pic:pic>
+                  <pic:nvPicPr>
+                    <pic:cNvPr id="0" name="incremental-strategies.jpg"/>
+                    <pic:cNvPicPr/>
+                  </pic:nvPicPr>
+                  <pic:blipFill>
+                    <a:blip r:embed="rId12"/>
+                    <a:stretch>
+                      <a:fillRect/>
+                    </a:stretch>
+                  </pic:blipFill>
+                  <pic:spPr>
+                    <a:xfrm>
+                      <a:off x="0" y="0"/>
+                      <a:ext cx="5760720" cy="12801600"/>
+                    </a:xfrm>
+                    <a:prstGeom prst="rect"/>
+                  </pic:spPr>
+                </pic:pic>
+              </a:graphicData>
+            </a:graphic>
+          </wp:inline>
+        </w:drawing>
+      </w:r>
+    </w:p>
+    <w:p>
+      <w:r>
+        <w:rPr>
+          <w:b/>
+          <w:i w:val="0"/>
+        </w:rPr>
+        <w:t>BigQuery — refresh by partition, not full scan (cost optimization):</w:t>
+      </w:r>
+    </w:p>
+    <w:p>
+      <w:r>
+        <w:rPr>
+          <w:b w:val="0"/>
+          <w:i w:val="0"/>
+        </w:rPr>
+        <w:t xml:space="preserve">The problem: </w:t>
+      </w:r>
+      <w:r>
+        <w:rPr>
+          <w:rFonts w:ascii="Consolas" w:hAnsi="Consolas" w:cs="Consolas"/>
+          <w:b w:val="0"/>
+          <w:i w:val="0"/>
+          <w:color w:val="96281B"/>
+          <w:sz w:val="19"/>
+        </w:rPr>
+        <w:t>SELECT MAX(ingested_at) FROM {{ this }}</w:t>
+      </w:r>
+      <w:r>
+        <w:rPr>
+          <w:b w:val="0"/>
+          <w:i w:val="0"/>
+        </w:rPr>
+        <w:t xml:space="preserve"> scans the </w:t>
+      </w:r>
+      <w:r>
+        <w:rPr>
+          <w:b/>
+          <w:i w:val="0"/>
+        </w:rPr>
+        <w:t>whole table</w:t>
+      </w:r>
+      <w:r>
+        <w:rPr>
+          <w:b w:val="0"/>
+          <w:i w:val="0"/>
+        </w:rPr>
+        <w:t xml:space="preserve"> — expensive at 1B+ rows. BigQuery also only prunes partitions when the filter uses a </w:t>
+      </w:r>
+      <w:r>
+        <w:rPr>
+          <w:b/>
+          <w:i w:val="0"/>
+        </w:rPr>
+        <w:t>literal</w:t>
+      </w:r>
+      <w:r>
+        <w:rPr>
+          <w:b w:val="0"/>
+          <w:i w:val="0"/>
+        </w:rPr>
+        <w:t xml:space="preserve"> value, not a subquery, so </w:t>
+      </w:r>
+      <w:r>
+        <w:rPr>
+          <w:rFonts w:ascii="Consolas" w:hAnsi="Consolas" w:cs="Consolas"/>
+          <w:b w:val="0"/>
+          <w:i w:val="0"/>
+          <w:color w:val="96281B"/>
+          <w:sz w:val="19"/>
+        </w:rPr>
+        <w:t>WHERE date &gt;= (SELECT MAX(date) ...)</w:t>
+      </w:r>
+      <w:r>
+        <w:rPr>
+          <w:b w:val="0"/>
+          <w:i w:val="0"/>
+        </w:rPr>
+        <w:t xml:space="preserve"> scans everything anyway.</w:t>
+      </w:r>
+    </w:p>
+    <w:p>
+      <w:r>
+        <w:rPr>
+          <w:b w:val="0"/>
+          <w:i w:val="0"/>
+        </w:rPr>
+        <w:t xml:space="preserve">The fix: read the </w:t>
+      </w:r>
+      <w:r>
+        <w:rPr>
+          <w:b/>
+          <w:i w:val="0"/>
+        </w:rPr>
+        <w:t>partition metadata</w:t>
+      </w:r>
+      <w:r>
+        <w:rPr>
+          <w:b w:val="0"/>
+          <w:i w:val="0"/>
+        </w:rPr>
+        <w:t xml:space="preserve"> (free — no data scan) instead of the data:</w:t>
+      </w:r>
+    </w:p>
+    <w:p>
+      <w:pPr>
+        <w:shd w:val="clear" w:fill="F5F5F5"/>
+        <w:spacing w:before="80" w:after="120"/>
+        <w:ind w:left="144"/>
+      </w:pPr>
+      <w:r>
+        <w:rPr>
+          <w:rFonts w:ascii="Consolas" w:hAnsi="Consolas" w:cs="Consolas"/>
+          <w:sz w:val="18"/>
+        </w:rPr>
+        <w:t>-- metadata only, finds which partitions changed</w:t>
+        <w:br/>
+      </w:r>
+      <w:r>
+        <w:rPr>
+          <w:rFonts w:ascii="Consolas" w:hAnsi="Consolas" w:cs="Consolas"/>
+          <w:sz w:val="18"/>
+        </w:rPr>
+        <w:t>SELECT partition_id, last_modified_time, total_rows</w:t>
+        <w:br/>
+      </w:r>
+      <w:r>
+        <w:rPr>
+          <w:rFonts w:ascii="Consolas" w:hAnsi="Consolas" w:cs="Consolas"/>
+          <w:sz w:val="18"/>
+        </w:rPr>
+        <w:t>FROM `project.dataset.INFORMATION_SCHEMA.PARTITIONS`</w:t>
+        <w:br/>
+      </w:r>
+      <w:r>
+        <w:rPr>
+          <w:rFonts w:ascii="Consolas" w:hAnsi="Consolas" w:cs="Consolas"/>
+          <w:sz w:val="18"/>
+        </w:rPr>
+        <w:t>WHERE table_name = 'fct_orders'</w:t>
+        <w:br/>
+      </w:r>
+      <w:r>
+        <w:rPr>
+          <w:rFonts w:ascii="Consolas" w:hAnsi="Consolas" w:cs="Consolas"/>
+          <w:sz w:val="18"/>
+        </w:rPr>
+        <w:t xml:space="preserve">  AND last_modified_time &gt; TIMESTAMP_SUB(CURRENT_TIMESTAMP(), INTERVAL 3 DAY);</w:t>
+      </w:r>
+    </w:p>
+    <w:p>
+      <w:r>
+        <w:rPr>
+          <w:b w:val="0"/>
+          <w:i w:val="0"/>
+        </w:rPr>
+        <w:t xml:space="preserve">A dbt </w:t>
+      </w:r>
+      <w:r>
+        <w:rPr>
+          <w:b/>
+          <w:i w:val="0"/>
+        </w:rPr>
+        <w:t>macro</w:t>
+      </w:r>
+      <w:r>
+        <w:rPr>
+          <w:b w:val="0"/>
+          <w:i w:val="0"/>
+        </w:rPr>
+        <w:t xml:space="preserve"> injects the latest partition id as a literal:</w:t>
+      </w:r>
+    </w:p>
+    <w:p>
+      <w:pPr>
+        <w:shd w:val="clear" w:fill="F5F5F5"/>
+        <w:spacing w:before="80" w:after="120"/>
+        <w:ind w:left="144"/>
+      </w:pPr>
+      <w:r>
+        <w:rPr>
+          <w:rFonts w:ascii="Consolas" w:hAnsi="Consolas" w:cs="Consolas"/>
+          <w:sz w:val="18"/>
+        </w:rPr>
+        <w:t>-- macros/latest_partition.sql</w:t>
+        <w:br/>
+      </w:r>
+      <w:r>
+        <w:rPr>
+          <w:rFonts w:ascii="Consolas" w:hAnsi="Consolas" w:cs="Consolas"/>
+          <w:sz w:val="18"/>
+        </w:rPr>
+        <w:t>{% macro latest_partition_id(relation) %}</w:t>
+        <w:br/>
+      </w:r>
+      <w:r>
+        <w:rPr>
+          <w:rFonts w:ascii="Consolas" w:hAnsi="Consolas" w:cs="Consolas"/>
+          <w:sz w:val="18"/>
+        </w:rPr>
+        <w:t xml:space="preserve">  {% set sql %}</w:t>
+        <w:br/>
+      </w:r>
+      <w:r>
+        <w:rPr>
+          <w:rFonts w:ascii="Consolas" w:hAnsi="Consolas" w:cs="Consolas"/>
+          <w:sz w:val="18"/>
+        </w:rPr>
+        <w:t xml:space="preserve">    SELECT MAX(partition_id)</w:t>
+        <w:br/>
+      </w:r>
+      <w:r>
+        <w:rPr>
+          <w:rFonts w:ascii="Consolas" w:hAnsi="Consolas" w:cs="Consolas"/>
+          <w:sz w:val="18"/>
+        </w:rPr>
+        <w:t xml:space="preserve">    FROM `{{ relation.database }}.{{ relation.schema }}.INFORMATION_SCHEMA.PARTITIONS`</w:t>
+        <w:br/>
+      </w:r>
+      <w:r>
+        <w:rPr>
+          <w:rFonts w:ascii="Consolas" w:hAnsi="Consolas" w:cs="Consolas"/>
+          <w:sz w:val="18"/>
+        </w:rPr>
+        <w:t xml:space="preserve">    WHERE table_name = '{{ relation.identifier }}'</w:t>
+        <w:br/>
+      </w:r>
+      <w:r>
+        <w:rPr>
+          <w:rFonts w:ascii="Consolas" w:hAnsi="Consolas" w:cs="Consolas"/>
+          <w:sz w:val="18"/>
+        </w:rPr>
+        <w:t xml:space="preserve">  {% endset %}</w:t>
+        <w:br/>
+      </w:r>
+      <w:r>
+        <w:rPr>
+          <w:rFonts w:ascii="Consolas" w:hAnsi="Consolas" w:cs="Consolas"/>
+          <w:sz w:val="18"/>
+        </w:rPr>
+        <w:t xml:space="preserve">  {% set result = run_query(sql) %}</w:t>
+        <w:br/>
+      </w:r>
+      <w:r>
+        <w:rPr>
+          <w:rFonts w:ascii="Consolas" w:hAnsi="Consolas" w:cs="Consolas"/>
+          <w:sz w:val="18"/>
+        </w:rPr>
+        <w:t xml:space="preserve">  {% if execute and result and result.rows | length &gt; 0 %}</w:t>
+        <w:br/>
+      </w:r>
+      <w:r>
+        <w:rPr>
+          <w:rFonts w:ascii="Consolas" w:hAnsi="Consolas" w:cs="Consolas"/>
+          <w:sz w:val="18"/>
+        </w:rPr>
+        <w:t xml:space="preserve">    {{ return(result.rows[0][0]) }}</w:t>
+        <w:br/>
+      </w:r>
+      <w:r>
+        <w:rPr>
+          <w:rFonts w:ascii="Consolas" w:hAnsi="Consolas" w:cs="Consolas"/>
+          <w:sz w:val="18"/>
+        </w:rPr>
+        <w:t xml:space="preserve">  {% else %}</w:t>
+        <w:br/>
+      </w:r>
+      <w:r>
+        <w:rPr>
+          <w:rFonts w:ascii="Consolas" w:hAnsi="Consolas" w:cs="Consolas"/>
+          <w:sz w:val="18"/>
+        </w:rPr>
+        <w:t xml:space="preserve">    {{ return(none) }}</w:t>
+        <w:br/>
+      </w:r>
+      <w:r>
+        <w:rPr>
+          <w:rFonts w:ascii="Consolas" w:hAnsi="Consolas" w:cs="Consolas"/>
+          <w:sz w:val="18"/>
+        </w:rPr>
+        <w:t xml:space="preserve">  {% endif %}</w:t>
+        <w:br/>
+      </w:r>
+      <w:r>
+        <w:rPr>
+          <w:rFonts w:ascii="Consolas" w:hAnsi="Consolas" w:cs="Consolas"/>
+          <w:sz w:val="18"/>
+        </w:rPr>
+        <w:t>{% endmacro %}</w:t>
+      </w:r>
+    </w:p>
+    <w:p>
+      <w:pPr>
+        <w:shd w:val="clear" w:fill="F5F5F5"/>
+        <w:spacing w:before="80" w:after="120"/>
+        <w:ind w:left="144"/>
+      </w:pPr>
+      <w:r>
+        <w:rPr>
+          <w:rFonts w:ascii="Consolas" w:hAnsi="Consolas" w:cs="Consolas"/>
+          <w:sz w:val="18"/>
+        </w:rPr>
+        <w:t>-- models/fct_orders.sql</w:t>
+        <w:br/>
+      </w:r>
+      <w:r>
+        <w:rPr>
+          <w:rFonts w:ascii="Consolas" w:hAnsi="Consolas" w:cs="Consolas"/>
+          <w:sz w:val="18"/>
+        </w:rPr>
+        <w:t>{{ config(</w:t>
+        <w:br/>
+      </w:r>
+      <w:r>
+        <w:rPr>
+          <w:rFonts w:ascii="Consolas" w:hAnsi="Consolas" w:cs="Consolas"/>
+          <w:sz w:val="18"/>
+        </w:rPr>
+        <w:t xml:space="preserve">    materialized='incremental',</w:t>
+        <w:br/>
+      </w:r>
+      <w:r>
+        <w:rPr>
+          <w:rFonts w:ascii="Consolas" w:hAnsi="Consolas" w:cs="Consolas"/>
+          <w:sz w:val="18"/>
+        </w:rPr>
+        <w:t xml:space="preserve">    incremental_strategy='insert_overwrite',</w:t>
+        <w:br/>
+      </w:r>
+      <w:r>
+        <w:rPr>
+          <w:rFonts w:ascii="Consolas" w:hAnsi="Consolas" w:cs="Consolas"/>
+          <w:sz w:val="18"/>
+        </w:rPr>
+        <w:t xml:space="preserve">    partition_by={'field': 'order_date', 'data_type': 'date', 'granularity': 'day'},</w:t>
+        <w:br/>
+      </w:r>
+      <w:r>
+        <w:rPr>
+          <w:rFonts w:ascii="Consolas" w:hAnsi="Consolas" w:cs="Consolas"/>
+          <w:sz w:val="18"/>
+        </w:rPr>
+        <w:t xml:space="preserve">    require_partition_filter=true</w:t>
+        <w:br/>
+      </w:r>
+      <w:r>
+        <w:rPr>
+          <w:rFonts w:ascii="Consolas" w:hAnsi="Consolas" w:cs="Consolas"/>
+          <w:sz w:val="18"/>
+        </w:rPr>
+        <w:t>) }}</w:t>
+        <w:br/>
+      </w:r>
+      <w:r>
+        <w:rPr>
+          <w:rFonts w:ascii="Consolas" w:hAnsi="Consolas" w:cs="Consolas"/>
+          <w:sz w:val="18"/>
+        </w:rPr>
+        <w:br/>
+      </w:r>
+      <w:r>
+        <w:rPr>
+          <w:rFonts w:ascii="Consolas" w:hAnsi="Consolas" w:cs="Consolas"/>
+          <w:sz w:val="18"/>
+        </w:rPr>
+        <w:t>SELECT ...</w:t>
+        <w:br/>
+      </w:r>
+      <w:r>
+        <w:rPr>
+          <w:rFonts w:ascii="Consolas" w:hAnsi="Consolas" w:cs="Consolas"/>
+          <w:sz w:val="18"/>
+        </w:rPr>
+        <w:t>FROM {{ ref('stg_orders') }}</w:t>
+        <w:br/>
+      </w:r>
+      <w:r>
+        <w:rPr>
+          <w:rFonts w:ascii="Consolas" w:hAnsi="Consolas" w:cs="Consolas"/>
+          <w:sz w:val="18"/>
+        </w:rPr>
+        <w:t>{% if is_incremental() %}</w:t>
+        <w:br/>
+      </w:r>
+      <w:r>
+        <w:rPr>
+          <w:rFonts w:ascii="Consolas" w:hAnsi="Consolas" w:cs="Consolas"/>
+          <w:sz w:val="18"/>
+        </w:rPr>
+        <w:t xml:space="preserve">  WHERE order_date &gt;= '{{ latest_partition_id(this) }}'</w:t>
+        <w:br/>
+      </w:r>
+      <w:r>
+        <w:rPr>
+          <w:rFonts w:ascii="Consolas" w:hAnsi="Consolas" w:cs="Consolas"/>
+          <w:sz w:val="18"/>
+        </w:rPr>
+        <w:t>{% endif %}</w:t>
+      </w:r>
+    </w:p>
+    <w:p>
+      <w:r>
+        <w:rPr>
+          <w:b/>
+          <w:i w:val="0"/>
+        </w:rPr>
+        <w:t>This is permanent code</w:t>
+      </w:r>
+      <w:r>
+        <w:rPr>
+          <w:b w:val="0"/>
+          <w:i w:val="0"/>
+        </w:rPr>
+        <w:t xml:space="preserve"> (not a one-off script): the macro lives in </w:t>
+      </w:r>
+      <w:r>
+        <w:rPr>
+          <w:rFonts w:ascii="Consolas" w:hAnsi="Consolas" w:cs="Consolas"/>
+          <w:b w:val="0"/>
+          <w:i w:val="0"/>
+          <w:color w:val="96281B"/>
+          <w:sz w:val="19"/>
+        </w:rPr>
+        <w:t>macros/</w:t>
+      </w:r>
+      <w:r>
+        <w:rPr>
+          <w:b w:val="0"/>
+          <w:i w:val="0"/>
+        </w:rPr>
+        <w:t xml:space="preserve"> and is reused, and every </w:t>
+      </w:r>
+      <w:r>
+        <w:rPr>
+          <w:rFonts w:ascii="Consolas" w:hAnsi="Consolas" w:cs="Consolas"/>
+          <w:b w:val="0"/>
+          <w:i w:val="0"/>
+          <w:color w:val="96281B"/>
+          <w:sz w:val="19"/>
+        </w:rPr>
+        <w:t>dbt run</w:t>
+      </w:r>
+      <w:r>
+        <w:rPr>
+          <w:b w:val="0"/>
+          <w:i w:val="0"/>
+        </w:rPr>
+        <w:t xml:space="preserve"> executes the metadata query automatically. </w:t>
+      </w:r>
+      <w:r>
+        <w:rPr>
+          <w:rFonts w:ascii="Consolas" w:hAnsi="Consolas" w:cs="Consolas"/>
+          <w:b w:val="0"/>
+          <w:i w:val="0"/>
+          <w:color w:val="96281B"/>
+          <w:sz w:val="19"/>
+        </w:rPr>
+        <w:t>require_partition_filter=true</w:t>
+      </w:r>
+      <w:r>
+        <w:rPr>
+          <w:b w:val="0"/>
+          <w:i w:val="0"/>
+        </w:rPr>
+        <w:t xml:space="preserve"> makes dbt error if the partition filter is ever forgotten.</w:t>
+      </w:r>
+    </w:p>
+    <w:p>
+      <w:r>
+        <w:rPr>
+          <w:b/>
+          <w:i w:val="0"/>
+        </w:rPr>
+        <w:t>Gotcha:</w:t>
+      </w:r>
+      <w:r>
+        <w:rPr>
+          <w:b w:val="0"/>
+          <w:i w:val="0"/>
+        </w:rPr>
+        <w:t xml:space="preserve"> use the </w:t>
+      </w:r>
+      <w:r>
+        <w:rPr>
+          <w:b/>
+          <w:i w:val="0"/>
+        </w:rPr>
+        <w:t>ingestion timestamp</w:t>
+      </w:r>
+      <w:r>
+        <w:rPr>
+          <w:b w:val="0"/>
+          <w:i w:val="0"/>
+        </w:rPr>
+        <w:t xml:space="preserve"> (</w:t>
+      </w:r>
+      <w:r>
+        <w:rPr>
+          <w:rFonts w:ascii="Consolas" w:hAnsi="Consolas" w:cs="Consolas"/>
+          <w:b w:val="0"/>
+          <w:i w:val="0"/>
+          <w:color w:val="96281B"/>
+          <w:sz w:val="19"/>
+        </w:rPr>
+        <w:t>ingested_at</w:t>
+      </w:r>
+      <w:r>
+        <w:rPr>
+          <w:b w:val="0"/>
+          <w:i w:val="0"/>
+        </w:rPr>
+        <w:t>), not a business-time column, and always add a lookback window so late rows aren't missed.</w:t>
       </w:r>
     </w:p>
     <w:p>
@@ -14359,7 +16143,7 @@
         <w:drawing>
           <wp:inline xmlns:a="http://schemas.openxmlformats.org/drawingml/2006/main" xmlns:pic="http://schemas.openxmlformats.org/drawingml/2006/picture">
             <wp:extent cx="5760720" cy="3323492"/>
-            <wp:docPr id="4" name="Picture 4"/>
+            <wp:docPr id="5" name="Picture 5"/>
             <wp:cNvGraphicFramePr>
               <a:graphicFrameLocks noChangeAspect="1"/>
             </wp:cNvGraphicFramePr>
@@ -14371,7 +16155,7 @@
                     <pic:cNvPicPr/>
                   </pic:nvPicPr>
                   <pic:blipFill>
-                    <a:blip r:embed="rId12"/>
+                    <a:blip r:embed="rId13"/>
                     <a:stretch>
                       <a:fillRect/>
                     </a:stretch>
@@ -15374,7 +17158,7 @@
         <w:drawing>
           <wp:inline xmlns:a="http://schemas.openxmlformats.org/drawingml/2006/main" xmlns:pic="http://schemas.openxmlformats.org/drawingml/2006/picture">
             <wp:extent cx="5760720" cy="1545559"/>
-            <wp:docPr id="5" name="Picture 5"/>
+            <wp:docPr id="6" name="Picture 6"/>
             <wp:cNvGraphicFramePr>
               <a:graphicFrameLocks noChangeAspect="1"/>
             </wp:cNvGraphicFramePr>
@@ -15386,7 +17170,7 @@
                     <pic:cNvPicPr/>
                   </pic:nvPicPr>
                   <pic:blipFill>
-                    <a:blip r:embed="rId13"/>
+                    <a:blip r:embed="rId14"/>
                     <a:stretch>
                       <a:fillRect/>
                     </a:stretch>

--- a/SQL_Preparation_Playbook/3_SQL_PLAYBOOK.docx
+++ b/SQL_Preparation_Playbook/3_SQL_PLAYBOOK.docx
@@ -14436,7 +14436,7 @@
       <w:r>
         <w:drawing>
           <wp:inline xmlns:a="http://schemas.openxmlformats.org/drawingml/2006/main" xmlns:pic="http://schemas.openxmlformats.org/drawingml/2006/picture">
-            <wp:extent cx="5760720" cy="12801600"/>
+            <wp:extent cx="5760720" cy="5261158"/>
             <wp:docPr id="4" name="Picture 4"/>
             <wp:cNvGraphicFramePr>
               <a:graphicFrameLocks noChangeAspect="1"/>
@@ -14457,7 +14457,7 @@
                   <pic:spPr>
                     <a:xfrm>
                       <a:off x="0" y="0"/>
-                      <a:ext cx="5760720" cy="12801600"/>
+                      <a:ext cx="5760720" cy="5261158"/>
                     </a:xfrm>
                     <a:prstGeom prst="rect"/>
                   </pic:spPr>
